--- a/big-data/lab07/lab07.docx
+++ b/big-data/lab07/lab07.docx
@@ -1,6 +1,6 @@
 
 <file path=word/document.xml><?xml version="1.0" encoding="utf-8"?>
-<w:document xmlns:wpc="http://schemas.microsoft.com/office/word/2010/wordprocessingCanvas" xmlns:cx="http://schemas.microsoft.com/office/drawing/2014/chartex" xmlns:cx1="http://schemas.microsoft.com/office/drawing/2015/9/8/chartex" xmlns:cx2="http://schemas.microsoft.com/office/drawing/2015/10/21/chartex" xmlns:cx3="http://schemas.microsoft.com/office/drawing/2016/5/9/chartex" xmlns:cx4="http://schemas.microsoft.com/office/drawing/2016/5/10/chartex" xmlns:cx5="http://schemas.microsoft.com/office/drawing/2016/5/11/chartex" xmlns:cx6="http://schemas.microsoft.com/office/drawing/2016/5/12/chartex" xmlns:cx7="http://schemas.microsoft.com/office/drawing/2016/5/13/chartex" xmlns:cx8="http://schemas.microsoft.com/office/drawing/2016/5/14/chartex" xmlns:mc="http://schemas.openxmlformats.org/markup-compatibility/2006" xmlns:aink="http://schemas.microsoft.com/office/drawing/2016/ink" xmlns:am3d="http://schemas.microsoft.com/office/drawing/2017/model3d" xmlns:o="urn:schemas-microsoft-com:office:office" xmlns:oel="http://schemas.microsoft.com/office/2019/extlst" xmlns:r="http://schemas.openxmlformats.org/officeDocument/2006/relationships" xmlns:m="http://schemas.openxmlformats.org/officeDocument/2006/math" xmlns:v="urn:schemas-microsoft-com:vml" xmlns:wp14="http://schemas.microsoft.com/office/word/2010/wordprocessingDrawing" xmlns:wp="http://schemas.openxmlformats.org/drawingml/2006/wordprocessingDrawing" xmlns:w10="urn:schemas-microsoft-com:office:word" xmlns:w="http://schemas.openxmlformats.org/wordprocessingml/2006/main" xmlns:w14="http://schemas.microsoft.com/office/word/2010/wordml" xmlns:w15="http://schemas.microsoft.com/office/word/2012/wordml" xmlns:w16cex="http://schemas.microsoft.com/office/word/2018/wordml/cex" xmlns:w16cid="http://schemas.microsoft.com/office/word/2016/wordml/cid" xmlns:w16="http://schemas.microsoft.com/office/word/2018/wordml" xmlns:w16du="http://schemas.microsoft.com/office/word/2023/wordml/word16du" xmlns:w16sdtdh="http://schemas.microsoft.com/office/word/2020/wordml/sdtdatahash" xmlns:w16se="http://schemas.microsoft.com/office/word/2015/wordml/symex" xmlns:wpg="http://schemas.microsoft.com/office/word/2010/wordprocessingGroup" xmlns:wpi="http://schemas.microsoft.com/office/word/2010/wordprocessingInk" xmlns:wne="http://schemas.microsoft.com/office/word/2006/wordml" xmlns:wps="http://schemas.microsoft.com/office/word/2010/wordprocessingShape" mc:Ignorable="w14 w15 w16se w16cid w16 w16cex w16sdtdh w16du wp14">
+<w:document xmlns:wpc="http://schemas.microsoft.com/office/word/2010/wordprocessingCanvas" xmlns:cx="http://schemas.microsoft.com/office/drawing/2014/chartex" xmlns:cx1="http://schemas.microsoft.com/office/drawing/2015/9/8/chartex" xmlns:cx2="http://schemas.microsoft.com/office/drawing/2015/10/21/chartex" xmlns:cx3="http://schemas.microsoft.com/office/drawing/2016/5/9/chartex" xmlns:cx4="http://schemas.microsoft.com/office/drawing/2016/5/10/chartex" xmlns:cx5="http://schemas.microsoft.com/office/drawing/2016/5/11/chartex" xmlns:cx6="http://schemas.microsoft.com/office/drawing/2016/5/12/chartex" xmlns:cx7="http://schemas.microsoft.com/office/drawing/2016/5/13/chartex" xmlns:cx8="http://schemas.microsoft.com/office/drawing/2016/5/14/chartex" xmlns:mc="http://schemas.openxmlformats.org/markup-compatibility/2006" xmlns:aink="http://schemas.microsoft.com/office/drawing/2016/ink" xmlns:am3d="http://schemas.microsoft.com/office/drawing/2017/model3d" xmlns:o="urn:schemas-microsoft-com:office:office" xmlns:r="http://schemas.openxmlformats.org/officeDocument/2006/relationships" xmlns:m="http://schemas.openxmlformats.org/officeDocument/2006/math" xmlns:v="urn:schemas-microsoft-com:vml" xmlns:wp14="http://schemas.microsoft.com/office/word/2010/wordprocessingDrawing" xmlns:wp="http://schemas.openxmlformats.org/drawingml/2006/wordprocessingDrawing" xmlns:w10="urn:schemas-microsoft-com:office:word" xmlns:w="http://schemas.openxmlformats.org/wordprocessingml/2006/main" xmlns:w14="http://schemas.microsoft.com/office/word/2010/wordml" xmlns:w15="http://schemas.microsoft.com/office/word/2012/wordml" xmlns:w16cex="http://schemas.microsoft.com/office/word/2018/wordml/cex" xmlns:w16cid="http://schemas.microsoft.com/office/word/2016/wordml/cid" xmlns:w16="http://schemas.microsoft.com/office/word/2018/wordml" xmlns:w16sdtdh="http://schemas.microsoft.com/office/word/2020/wordml/sdtdatahash" xmlns:w16se="http://schemas.microsoft.com/office/word/2015/wordml/symex" xmlns:wpg="http://schemas.microsoft.com/office/word/2010/wordprocessingGroup" xmlns:wpi="http://schemas.microsoft.com/office/word/2010/wordprocessingInk" xmlns:wne="http://schemas.microsoft.com/office/word/2006/wordml" xmlns:wps="http://schemas.microsoft.com/office/word/2010/wordprocessingShape" mc:Ignorable="w14 w15 w16se w16cid w16 w16cex w16sdtdh wp14">
   <w:body>
     <w:p>
       <w:pPr>
@@ -412,7 +412,7 @@
     </w:tbl>
     <w:p>
       <w:pPr>
-        <w:pStyle w:val="BodyText"/>
+        <w:pStyle w:val="a5"/>
         <w:spacing w:before="0"/>
       </w:pPr>
     </w:p>
@@ -438,11 +438,8 @@
           </w:tcPr>
           <w:p>
             <w:pPr>
-              <w:pStyle w:val="BodyText"/>
+              <w:pStyle w:val="a5"/>
               <w:spacing w:before="960"/>
-              <w:rPr>
-                <w:lang w:val="en-US"/>
-              </w:rPr>
             </w:pPr>
             <w:r>
               <w:t>ОТЧЕТ О ЛАБОРАТОРНОЙ РАБОТЕ</w:t>
@@ -451,7 +448,10 @@
               <w:t xml:space="preserve"> № </w:t>
             </w:r>
             <w:r>
-              <w:t>4</w:t>
+              <w:rPr>
+                <w:lang w:val="en-US"/>
+              </w:rPr>
+              <w:t>7</w:t>
             </w:r>
           </w:p>
         </w:tc>
@@ -469,7 +469,7 @@
           </w:tcPr>
           <w:p>
             <w:pPr>
-              <w:pStyle w:val="Heading1"/>
+              <w:pStyle w:val="1"/>
               <w:keepNext w:val="0"/>
               <w:spacing w:before="720" w:after="720"/>
               <w:rPr>
@@ -482,7 +482,7 @@
                 <w:b w:val="0"/>
                 <w:szCs w:val="32"/>
               </w:rPr>
-              <w:t>КЛАСТЕРИЗАЦИЯ</w:t>
+              <w:t>БИННИНГ ДАННЫХ</w:t>
             </w:r>
           </w:p>
         </w:tc>
@@ -500,7 +500,7 @@
           </w:tcPr>
           <w:p>
             <w:pPr>
-              <w:pStyle w:val="Heading3"/>
+              <w:pStyle w:val="3"/>
               <w:keepNext w:val="0"/>
               <w:spacing w:before="120"/>
               <w:rPr>
@@ -532,7 +532,7 @@
           </w:tcPr>
           <w:p>
             <w:pPr>
-              <w:pStyle w:val="Heading3"/>
+              <w:pStyle w:val="3"/>
               <w:keepNext w:val="0"/>
               <w:spacing w:before="240"/>
               <w:rPr>
@@ -987,34 +987,15 @@
         <w:t xml:space="preserve"> </w:t>
       </w:r>
       <w:r>
-        <w:t>о</w:t>
-      </w:r>
-      <w:r>
-        <w:t xml:space="preserve">своение методов кластерного анализа данных в аналитической платформе </w:t>
+        <w:t xml:space="preserve">изучить методы оптимального квантования и </w:t>
       </w:r>
       <w:proofErr w:type="spellStart"/>
       <w:r>
-        <w:t>Loginom</w:t>
+        <w:t>биннинга</w:t>
       </w:r>
       <w:proofErr w:type="spellEnd"/>
       <w:r>
-        <w:t>. В рамках работы необходимо изучить и практически применить алгоритмы кластеризации (EM, k-</w:t>
-      </w:r>
-      <w:proofErr w:type="spellStart"/>
-      <w:r>
-        <w:t>means</w:t>
-      </w:r>
-      <w:proofErr w:type="spellEnd"/>
-      <w:r>
-        <w:t>, g-</w:t>
-      </w:r>
-      <w:proofErr w:type="spellStart"/>
-      <w:r>
-        <w:t>means</w:t>
-      </w:r>
-      <w:proofErr w:type="spellEnd"/>
-      <w:r>
-        <w:t>, CLOPE), провести оценку качества полученных моделей, а также выполнить содержательную интерпретацию сформированных кластеров</w:t>
+        <w:t xml:space="preserve"> данных и их применение при построении моделей логистической регрессии</w:t>
       </w:r>
       <w:r>
         <w:t>.</w:t>
@@ -1047,23 +1028,15 @@
         <w:pStyle w:val="LIST1"/>
       </w:pPr>
       <w:r>
-        <w:t>Для двух наборов данных «Высшее образование.xlsx» и «Здравоохранение.xlsx» - реализовать кластеризацию алгоритмами EM, k-</w:t>
+        <w:t xml:space="preserve">изучить принципы </w:t>
       </w:r>
       <w:proofErr w:type="spellStart"/>
       <w:r>
-        <w:t>means</w:t>
+        <w:t>биннинга</w:t>
       </w:r>
       <w:proofErr w:type="spellEnd"/>
       <w:r>
-        <w:t xml:space="preserve"> и g-</w:t>
-      </w:r>
-      <w:proofErr w:type="spellStart"/>
-      <w:r>
-        <w:t>means</w:t>
-      </w:r>
-      <w:proofErr w:type="spellEnd"/>
-      <w:r>
-        <w:t>.</w:t>
+        <w:t xml:space="preserve"> данных;</w:t>
       </w:r>
     </w:p>
     <w:p>
@@ -1071,15 +1044,7 @@
         <w:pStyle w:val="LIST1"/>
       </w:pPr>
       <w:r>
-        <w:t>Для набора «</w:t>
-      </w:r>
-      <w:proofErr w:type="spellStart"/>
-      <w:r>
-        <w:t>transactions_diy.lgd</w:t>
-      </w:r>
-      <w:proofErr w:type="spellEnd"/>
-      <w:r>
-        <w:t>» реализовать кластеризацию транзакций с помощью алгоритма CLOPE.</w:t>
+        <w:t>оценить предсказательную силу признаков с помощью IV;</w:t>
       </w:r>
     </w:p>
     <w:p>
@@ -1087,23 +1052,23 @@
         <w:pStyle w:val="LIST1"/>
       </w:pPr>
       <w:r>
-        <w:t xml:space="preserve">Выполнить оценку качества всех полученных моделей с использованием компонента </w:t>
+        <w:t xml:space="preserve">исследовать влияние отдельных </w:t>
       </w:r>
       <w:proofErr w:type="spellStart"/>
       <w:r>
-        <w:t>meta-silhouettes</w:t>
+        <w:t>бинов</w:t>
       </w:r>
       <w:proofErr w:type="spellEnd"/>
       <w:r>
-        <w:t xml:space="preserve"> из библиотеки </w:t>
+        <w:t xml:space="preserve"> с помощью </w:t>
       </w:r>
       <w:proofErr w:type="spellStart"/>
       <w:r>
-        <w:t>loginom_sklearn_meta</w:t>
+        <w:t>WoE</w:t>
       </w:r>
       <w:proofErr w:type="spellEnd"/>
       <w:r>
-        <w:t>.</w:t>
+        <w:t>;</w:t>
       </w:r>
     </w:p>
     <w:p>
@@ -1111,7 +1076,7 @@
         <w:pStyle w:val="LIST1"/>
       </w:pPr>
       <w:r>
-        <w:t>Предложить интерпретацию полученных кластеров.</w:t>
+        <w:t>выполнить обработку пропусков, выбросов и экстремальных значений;</w:t>
       </w:r>
     </w:p>
     <w:p>
@@ -1119,33 +1084,100 @@
         <w:pStyle w:val="LIST1"/>
       </w:pPr>
       <w:r>
-        <w:t>Разработать визуальные отчёты для изучения полученных кластеров.</w:t>
+        <w:t>сократить число уникальных значений признаков;</w:t>
       </w:r>
     </w:p>
     <w:p>
       <w:pPr>
-        <w:pStyle w:val="DIV1"/>
-      </w:pPr>
-      <w:r>
-        <w:t>Ход выполнения</w:t>
+        <w:pStyle w:val="LIST1"/>
+      </w:pPr>
+      <w:r>
+        <w:t xml:space="preserve">применить </w:t>
+      </w:r>
+      <w:proofErr w:type="spellStart"/>
+      <w:r>
+        <w:t>биннинг</w:t>
+      </w:r>
+      <w:proofErr w:type="spellEnd"/>
+      <w:r>
+        <w:t xml:space="preserve"> при построении логистической регрессии.</w:t>
       </w:r>
     </w:p>
     <w:p>
       <w:pPr>
-        <w:pStyle w:val="MAINTEXT1"/>
-      </w:pPr>
-      <w:r>
-        <w:t>Аналитический сценарий проекта представлен на рисунке 1</w:t>
+        <w:pStyle w:val="DIV1"/>
+      </w:pPr>
+      <w:r>
+        <w:t>Ход выполнения</w:t>
       </w:r>
     </w:p>
     <w:p>
       <w:pPr>
+        <w:pStyle w:val="DIV2"/>
+      </w:pPr>
+      <w:r>
+        <w:t>Подготовка данных и построение сценария</w:t>
+      </w:r>
+    </w:p>
+    <w:p>
+      <w:pPr>
+        <w:pStyle w:val="MAINTEXT2"/>
+        <w:ind w:left="401"/>
+      </w:pPr>
+      <w:r>
+        <w:t xml:space="preserve">В рамках лабораторной работы был разработан сценарий обработки данных, предназначенный для оценки вероятности положительного отклика клиента на основании имеющегося набора признаков. Основное внимание уделялось применению методов </w:t>
+      </w:r>
+      <w:proofErr w:type="spellStart"/>
+      <w:r>
+        <w:t>биннинга</w:t>
+      </w:r>
+      <w:proofErr w:type="spellEnd"/>
+      <w:r>
+        <w:t xml:space="preserve"> и сравнению различных способов подготовки признаков перед построением классификационной модели.</w:t>
+      </w:r>
+    </w:p>
+    <w:p>
+      <w:pPr>
+        <w:pStyle w:val="MAINTEXT2"/>
+        <w:ind w:left="401"/>
+      </w:pPr>
+      <w:r>
+        <w:t xml:space="preserve">Созданный сценарий включал последовательные этапы загрузки и подготовки исходных данных, преобразования признаков, их отбора и последующего построения модели логистической регрессии. Использование нескольких вариантов обработки позволило сравнить влияние различных подходов к </w:t>
+      </w:r>
+      <w:proofErr w:type="spellStart"/>
+      <w:r>
+        <w:t>биннингу</w:t>
+      </w:r>
+      <w:proofErr w:type="spellEnd"/>
+      <w:r>
+        <w:t xml:space="preserve"> на итоговое качество модели.</w:t>
+      </w:r>
+    </w:p>
+    <w:p>
+      <w:pPr>
+        <w:pStyle w:val="MAINTEXT2"/>
+        <w:ind w:left="401"/>
+      </w:pPr>
+      <w:r>
+        <w:t xml:space="preserve">Общий вид разработанного сценария в среде </w:t>
+      </w:r>
+      <w:proofErr w:type="spellStart"/>
+      <w:r>
+        <w:t>Loginom</w:t>
+      </w:r>
+      <w:proofErr w:type="spellEnd"/>
+      <w:r>
+        <w:t xml:space="preserve"> представлен на рисунке 1.</w:t>
+      </w:r>
+    </w:p>
+    <w:p>
+      <w:pPr>
         <w:pStyle w:val="PICTURE"/>
       </w:pPr>
       <w:r>
         <w:lastRenderedPageBreak/>
         <w:drawing>
-          <wp:inline distT="0" distB="0" distL="0" distR="0" wp14:anchorId="57642CB8" wp14:editId="545AFF00">
+          <wp:inline distT="0" distB="0" distL="0" distR="0" wp14:anchorId="5EE2397C" wp14:editId="27C43AF7">
             <wp:extent cx="5059908" cy="4259580"/>
             <wp:effectExtent l="0" t="0" r="7620" b="7620"/>
             <wp:docPr id="2" name="Graphic 1"/>
@@ -1188,36 +1220,550 @@
       <w:r>
         <w:t xml:space="preserve">Рисунок </w:t>
       </w:r>
-      <w:fldSimple w:instr=" SEQ Рисунок \* ARABIC ">
-        <w:r>
-          <w:rPr>
-            <w:noProof/>
-          </w:rPr>
-          <w:t>1</w:t>
-        </w:r>
-      </w:fldSimple>
-      <w:r>
-        <w:t xml:space="preserve"> </w:t>
-      </w:r>
-      <w:r>
-        <w:t>—</w:t>
-      </w:r>
-      <w:r>
-        <w:t xml:space="preserve"> </w:t>
+      <w:r>
+        <w:fldChar w:fldCharType="begin"/>
+      </w:r>
+      <w:r>
+        <w:instrText xml:space="preserve"> SEQ Рисунок \* ARABIC </w:instrText>
+      </w:r>
+      <w:r>
+        <w:fldChar w:fldCharType="separate"/>
+      </w:r>
+      <w:r>
+        <w:rPr>
+          <w:noProof/>
+        </w:rPr>
+        <w:t>1</w:t>
+      </w:r>
+      <w:r>
+        <w:fldChar w:fldCharType="end"/>
+      </w:r>
+      <w:r>
+        <w:t xml:space="preserve"> — </w:t>
+      </w:r>
+      <w:r>
+        <w:t>Созданный сценарий</w:t>
       </w:r>
     </w:p>
     <w:p>
       <w:pPr>
-        <w:pStyle w:val="DIV1"/>
-      </w:pPr>
-      <w:r>
-        <w:t>Выводы</w:t>
-      </w:r>
+        <w:pStyle w:val="DIV2"/>
+      </w:pPr>
+      <w:r>
+        <w:t xml:space="preserve">Построение моделей с использованием </w:t>
+      </w:r>
+      <w:proofErr w:type="spellStart"/>
+      <w:r>
+        <w:t>биннинга</w:t>
+      </w:r>
+      <w:proofErr w:type="spellEnd"/>
     </w:p>
     <w:p>
       <w:pPr>
+        <w:pStyle w:val="MAINTEXT2"/>
+        <w:ind w:left="401"/>
+      </w:pPr>
+      <w:r>
+        <w:t xml:space="preserve">Для решения задачи классификации было рассмотрено несколько вариантов подготовки исходных признаков. </w:t>
+      </w:r>
+      <w:proofErr w:type="spellStart"/>
+      <w:r>
+        <w:t>Биннинг</w:t>
+      </w:r>
+      <w:proofErr w:type="spellEnd"/>
+      <w:r>
+        <w:t xml:space="preserve"> использовался для преобразования непрерывных и категориальных значений в интервалы, или </w:t>
+      </w:r>
+      <w:proofErr w:type="spellStart"/>
+      <w:r>
+        <w:t>бины</w:t>
+      </w:r>
+      <w:proofErr w:type="spellEnd"/>
+      <w:r>
+        <w:t>. Такой способ обработки позволяет уменьшить влияние отдельных выбросов, повысить устойчивость модели и упростить интерпретацию зависимости между признаками и целевой переменной.</w:t>
+      </w:r>
+    </w:p>
+    <w:p>
+      <w:pPr>
+        <w:pStyle w:val="MAINTEXT2"/>
+        <w:ind w:left="401"/>
+      </w:pPr>
+      <w:r>
+        <w:t>Первый вариант предусматривал построение модели с использованием подготовленных исходных признаков и последующим отбором наиболее информативных характеристик. Для оценки значимости признаков применялся показатель Information Value (IV), позволяющий определить степень связи каждого признака с целевой переменной. Чем выше значение IV, тем большую полезность соответствующий признак представляет для решения задачи бинарной классификации.</w:t>
+      </w:r>
+    </w:p>
+    <w:p>
+      <w:pPr>
+        <w:pStyle w:val="MAINTEXT2"/>
+        <w:ind w:left="401"/>
+      </w:pPr>
+      <w:r>
+        <w:t>Результаты первого способа представлены на рисунке 2.</w:t>
+      </w:r>
+    </w:p>
+    <w:p>
+      <w:pPr>
+        <w:pStyle w:val="PICTURE"/>
+      </w:pPr>
+      <w:r>
+        <w:lastRenderedPageBreak/>
+        <w:drawing>
+          <wp:inline distT="0" distB="0" distL="0" distR="0" wp14:anchorId="08F4C57D" wp14:editId="31490DAD">
+            <wp:extent cx="5059908" cy="4259580"/>
+            <wp:effectExtent l="0" t="0" r="7620" b="7620"/>
+            <wp:docPr id="1" name="Graphic 1"/>
+            <wp:cNvGraphicFramePr>
+              <a:graphicFrameLocks xmlns:a="http://schemas.openxmlformats.org/drawingml/2006/main" noChangeAspect="1"/>
+            </wp:cNvGraphicFramePr>
+            <a:graphic xmlns:a="http://schemas.openxmlformats.org/drawingml/2006/main">
+              <a:graphicData uri="http://schemas.openxmlformats.org/drawingml/2006/picture">
+                <pic:pic xmlns:pic="http://schemas.openxmlformats.org/drawingml/2006/picture">
+                  <pic:nvPicPr>
+                    <pic:cNvPr id="2" name="Graphic 1"/>
+                    <pic:cNvPicPr/>
+                  </pic:nvPicPr>
+                  <pic:blipFill>
+                    <a:blip r:embed="rId9"/>
+                    <a:stretch>
+                      <a:fillRect/>
+                    </a:stretch>
+                  </pic:blipFill>
+                  <pic:spPr>
+                    <a:xfrm>
+                      <a:off x="0" y="0"/>
+                      <a:ext cx="5072993" cy="4270595"/>
+                    </a:xfrm>
+                    <a:prstGeom prst="rect">
+                      <a:avLst/>
+                    </a:prstGeom>
+                  </pic:spPr>
+                </pic:pic>
+              </a:graphicData>
+            </a:graphic>
+          </wp:inline>
+        </w:drawing>
+      </w:r>
+    </w:p>
+    <w:p>
+      <w:pPr>
+        <w:pStyle w:val="PICTURECAPTION"/>
+      </w:pPr>
+      <w:r>
+        <w:t xml:space="preserve">Рисунок </w:t>
+      </w:r>
+      <w:r>
+        <w:fldChar w:fldCharType="begin"/>
+      </w:r>
+      <w:r>
+        <w:instrText xml:space="preserve"> SEQ Рисунок \* ARABIC </w:instrText>
+      </w:r>
+      <w:r>
+        <w:fldChar w:fldCharType="separate"/>
+      </w:r>
+      <w:r>
+        <w:rPr>
+          <w:noProof/>
+        </w:rPr>
+        <w:t>2</w:t>
+      </w:r>
+      <w:r>
+        <w:fldChar w:fldCharType="end"/>
+      </w:r>
+      <w:r>
+        <w:t xml:space="preserve"> — </w:t>
+      </w:r>
+      <w:r>
+        <w:t>Результаты первого способа</w:t>
+      </w:r>
+    </w:p>
+    <w:p>
+      <w:pPr>
+        <w:pStyle w:val="MAINTEXT2"/>
+        <w:ind w:left="401"/>
+      </w:pPr>
+      <w:r>
+        <w:t xml:space="preserve">Во втором варианте выполнялось дополнительное преобразование признаков с использованием метода </w:t>
+      </w:r>
+      <w:proofErr w:type="spellStart"/>
+      <w:r>
+        <w:t>Weight</w:t>
+      </w:r>
+      <w:proofErr w:type="spellEnd"/>
+      <w:r>
+        <w:t xml:space="preserve"> </w:t>
+      </w:r>
+      <w:proofErr w:type="spellStart"/>
+      <w:r>
+        <w:t>of</w:t>
+      </w:r>
+      <w:proofErr w:type="spellEnd"/>
+      <w:r>
+        <w:t xml:space="preserve"> </w:t>
+      </w:r>
+      <w:proofErr w:type="spellStart"/>
+      <w:r>
+        <w:t>Evidence</w:t>
+      </w:r>
+      <w:proofErr w:type="spellEnd"/>
+      <w:r>
+        <w:t xml:space="preserve"> (</w:t>
+      </w:r>
+      <w:proofErr w:type="spellStart"/>
+      <w:r>
+        <w:t>WoE</w:t>
+      </w:r>
+      <w:proofErr w:type="spellEnd"/>
+      <w:r>
+        <w:t xml:space="preserve">). Данный подход заменяет исходные значения признака характеристикой, отражающей соотношение положительных и отрицательных наблюдений внутри каждого сформированного </w:t>
+      </w:r>
+      <w:proofErr w:type="spellStart"/>
+      <w:r>
+        <w:t>бина</w:t>
+      </w:r>
+      <w:proofErr w:type="spellEnd"/>
+      <w:r>
+        <w:t>.</w:t>
+      </w:r>
+    </w:p>
+    <w:p>
+      <w:pPr>
+        <w:pStyle w:val="MAINTEXT2"/>
+        <w:ind w:left="401"/>
+      </w:pPr>
+      <w:proofErr w:type="spellStart"/>
+      <w:r>
+        <w:t>WoE</w:t>
+      </w:r>
+      <w:proofErr w:type="spellEnd"/>
+      <w:r>
+        <w:t>-кодирование позволяет представить зависимость между признаком и целевой переменной в форме, удобной для последующего применения логистической регрессии. Кроме того, объединение исходных значений в интервалы позволяет уменьшить чувствительность модели к шуму и отдельным аномальным наблюдениям.</w:t>
+      </w:r>
+    </w:p>
+    <w:p>
+      <w:pPr>
+        <w:pStyle w:val="MAINTEXT2"/>
+        <w:ind w:left="401"/>
+      </w:pPr>
+      <w:r>
+        <w:t>Полученные результаты второго способа представлены на рисунке 3.</w:t>
+      </w:r>
+    </w:p>
+    <w:p>
+      <w:pPr>
+        <w:pStyle w:val="PICTURE"/>
+      </w:pPr>
+      <w:r>
+        <w:lastRenderedPageBreak/>
+        <w:drawing>
+          <wp:inline distT="0" distB="0" distL="0" distR="0" wp14:anchorId="3F763858" wp14:editId="355C57EB">
+            <wp:extent cx="5059908" cy="4259580"/>
+            <wp:effectExtent l="0" t="0" r="7620" b="7620"/>
+            <wp:docPr id="3" name="Graphic 1"/>
+            <wp:cNvGraphicFramePr>
+              <a:graphicFrameLocks xmlns:a="http://schemas.openxmlformats.org/drawingml/2006/main" noChangeAspect="1"/>
+            </wp:cNvGraphicFramePr>
+            <a:graphic xmlns:a="http://schemas.openxmlformats.org/drawingml/2006/main">
+              <a:graphicData uri="http://schemas.openxmlformats.org/drawingml/2006/picture">
+                <pic:pic xmlns:pic="http://schemas.openxmlformats.org/drawingml/2006/picture">
+                  <pic:nvPicPr>
+                    <pic:cNvPr id="2" name="Graphic 1"/>
+                    <pic:cNvPicPr/>
+                  </pic:nvPicPr>
+                  <pic:blipFill>
+                    <a:blip r:embed="rId9"/>
+                    <a:stretch>
+                      <a:fillRect/>
+                    </a:stretch>
+                  </pic:blipFill>
+                  <pic:spPr>
+                    <a:xfrm>
+                      <a:off x="0" y="0"/>
+                      <a:ext cx="5072993" cy="4270595"/>
+                    </a:xfrm>
+                    <a:prstGeom prst="rect">
+                      <a:avLst/>
+                    </a:prstGeom>
+                  </pic:spPr>
+                </pic:pic>
+              </a:graphicData>
+            </a:graphic>
+          </wp:inline>
+        </w:drawing>
+      </w:r>
+    </w:p>
+    <w:p>
+      <w:pPr>
+        <w:pStyle w:val="PICTURECAPTION"/>
+      </w:pPr>
+      <w:r>
+        <w:t xml:space="preserve">Рисунок </w:t>
+      </w:r>
+      <w:r>
+        <w:fldChar w:fldCharType="begin"/>
+      </w:r>
+      <w:r>
+        <w:instrText xml:space="preserve"> SEQ Рисунок \* ARABIC </w:instrText>
+      </w:r>
+      <w:r>
+        <w:fldChar w:fldCharType="separate"/>
+      </w:r>
+      <w:r>
+        <w:rPr>
+          <w:noProof/>
+        </w:rPr>
+        <w:t>3</w:t>
+      </w:r>
+      <w:r>
+        <w:fldChar w:fldCharType="end"/>
+      </w:r>
+      <w:r>
+        <w:t xml:space="preserve"> — </w:t>
+      </w:r>
+      <w:r>
+        <w:t>Результаты второго способа</w:t>
+      </w:r>
+    </w:p>
+    <w:p>
+      <w:pPr>
+        <w:pStyle w:val="MAINTEXT2"/>
+        <w:ind w:left="401"/>
+      </w:pPr>
+      <w:r>
+        <w:t xml:space="preserve">Третий вариант объединял два рассмотренных подхода: предварительный отбор признаков на основании Information Value и последующее </w:t>
+      </w:r>
+      <w:proofErr w:type="spellStart"/>
+      <w:r>
+        <w:t>WoE</w:t>
+      </w:r>
+      <w:proofErr w:type="spellEnd"/>
+      <w:r>
+        <w:t xml:space="preserve">-преобразование отобранных переменных. Благодаря этому в модель передавались только признаки, содержащие достаточный объем полезной информации о целевой переменной, а их значения предварительно приводились к форме, учитывающей распределение положительных и отрицательных откликов внутри каждого </w:t>
+      </w:r>
+      <w:proofErr w:type="spellStart"/>
+      <w:r>
+        <w:t>бина</w:t>
+      </w:r>
+      <w:proofErr w:type="spellEnd"/>
+      <w:r>
+        <w:t>.</w:t>
+      </w:r>
+    </w:p>
+    <w:p>
+      <w:pPr>
+        <w:pStyle w:val="MAINTEXT2"/>
+        <w:ind w:left="401"/>
+      </w:pPr>
+      <w:r>
+        <w:t>После завершения подготовки данных для каждого варианта выполнялось построение модели логистической регрессии. Полученные результаты сравнивались между собой с целью определения наиболее эффективной схемы обработки данных.</w:t>
+      </w:r>
+    </w:p>
+    <w:p>
+      <w:pPr>
+        <w:pStyle w:val="MAINTEXT2"/>
+        <w:ind w:left="401"/>
+      </w:pPr>
+      <w:r>
+        <w:t>Результаты третьего способа представлены на рисунке 4.</w:t>
+      </w:r>
+    </w:p>
+    <w:p>
+      <w:pPr>
+        <w:pStyle w:val="PICTURE"/>
+      </w:pPr>
+      <w:r>
+        <w:lastRenderedPageBreak/>
+        <w:drawing>
+          <wp:inline distT="0" distB="0" distL="0" distR="0" wp14:anchorId="2BA881E1" wp14:editId="7A8B64FC">
+            <wp:extent cx="5059908" cy="4259580"/>
+            <wp:effectExtent l="0" t="0" r="7620" b="7620"/>
+            <wp:docPr id="4" name="Graphic 1"/>
+            <wp:cNvGraphicFramePr>
+              <a:graphicFrameLocks xmlns:a="http://schemas.openxmlformats.org/drawingml/2006/main" noChangeAspect="1"/>
+            </wp:cNvGraphicFramePr>
+            <a:graphic xmlns:a="http://schemas.openxmlformats.org/drawingml/2006/main">
+              <a:graphicData uri="http://schemas.openxmlformats.org/drawingml/2006/picture">
+                <pic:pic xmlns:pic="http://schemas.openxmlformats.org/drawingml/2006/picture">
+                  <pic:nvPicPr>
+                    <pic:cNvPr id="2" name="Graphic 1"/>
+                    <pic:cNvPicPr/>
+                  </pic:nvPicPr>
+                  <pic:blipFill>
+                    <a:blip r:embed="rId9"/>
+                    <a:stretch>
+                      <a:fillRect/>
+                    </a:stretch>
+                  </pic:blipFill>
+                  <pic:spPr>
+                    <a:xfrm>
+                      <a:off x="0" y="0"/>
+                      <a:ext cx="5072993" cy="4270595"/>
+                    </a:xfrm>
+                    <a:prstGeom prst="rect">
+                      <a:avLst/>
+                    </a:prstGeom>
+                  </pic:spPr>
+                </pic:pic>
+              </a:graphicData>
+            </a:graphic>
+          </wp:inline>
+        </w:drawing>
+      </w:r>
+    </w:p>
+    <w:p>
+      <w:pPr>
+        <w:pStyle w:val="PICTURECAPTION"/>
+      </w:pPr>
+      <w:r>
+        <w:t xml:space="preserve">Рисунок </w:t>
+      </w:r>
+      <w:r>
+        <w:fldChar w:fldCharType="begin"/>
+      </w:r>
+      <w:r>
+        <w:instrText xml:space="preserve"> SEQ Рисунок \* ARABIC </w:instrText>
+      </w:r>
+      <w:r>
+        <w:fldChar w:fldCharType="separate"/>
+      </w:r>
+      <w:r>
+        <w:rPr>
+          <w:noProof/>
+        </w:rPr>
+        <w:t>4</w:t>
+      </w:r>
+      <w:r>
+        <w:fldChar w:fldCharType="end"/>
+      </w:r>
+      <w:r>
+        <w:t xml:space="preserve"> — </w:t>
+      </w:r>
+      <w:r>
+        <w:t>Результаты третьего способа</w:t>
+      </w:r>
+    </w:p>
+    <w:p>
+      <w:pPr>
+        <w:pStyle w:val="DIV1"/>
+      </w:pPr>
+      <w:r>
+        <w:t>Выводы</w:t>
+      </w:r>
+    </w:p>
+    <w:p>
+      <w:pPr>
         <w:pStyle w:val="MAINTEXT1"/>
       </w:pPr>
+      <w:r>
+        <w:t xml:space="preserve">В ходе выполнения лабораторной работы были изучены методы </w:t>
+      </w:r>
+      <w:proofErr w:type="spellStart"/>
+      <w:r>
+        <w:t>биннинга</w:t>
+      </w:r>
+      <w:proofErr w:type="spellEnd"/>
+      <w:r>
+        <w:t xml:space="preserve"> данных и их применение при решении задачи бинарной классификации в среде </w:t>
+      </w:r>
+      <w:proofErr w:type="spellStart"/>
+      <w:r>
+        <w:t>Loginom</w:t>
+      </w:r>
+      <w:proofErr w:type="spellEnd"/>
+      <w:r>
+        <w:t>.</w:t>
+      </w:r>
+    </w:p>
+    <w:p>
+      <w:pPr>
+        <w:pStyle w:val="MAINTEXT1"/>
+      </w:pPr>
+      <w:r>
+        <w:t xml:space="preserve">Для оценки склонности клиента к положительному отклику было рассмотрено несколько вариантов подготовки признаков. В частности, был выполнен отбор переменных с использованием показателя Information Value, а также преобразование исходных признаков методом </w:t>
+      </w:r>
+      <w:proofErr w:type="spellStart"/>
+      <w:r>
+        <w:t>Weight</w:t>
+      </w:r>
+      <w:proofErr w:type="spellEnd"/>
+      <w:r>
+        <w:t xml:space="preserve"> </w:t>
+      </w:r>
+      <w:proofErr w:type="spellStart"/>
+      <w:r>
+        <w:t>of</w:t>
+      </w:r>
+      <w:proofErr w:type="spellEnd"/>
+      <w:r>
+        <w:t xml:space="preserve"> </w:t>
+      </w:r>
+      <w:proofErr w:type="spellStart"/>
+      <w:r>
+        <w:t>Evidence</w:t>
+      </w:r>
+      <w:proofErr w:type="spellEnd"/>
+      <w:r>
+        <w:t>.</w:t>
+      </w:r>
+    </w:p>
+    <w:p>
+      <w:pPr>
+        <w:pStyle w:val="MAINTEXT1"/>
+      </w:pPr>
+      <w:r>
+        <w:t xml:space="preserve">Использование IV позволило оценить информативность отдельных характеристик и исключить признаки, имеющие слабую связь с целевой переменной. </w:t>
+      </w:r>
+      <w:proofErr w:type="spellStart"/>
+      <w:r>
+        <w:t>WoE</w:t>
+      </w:r>
+      <w:proofErr w:type="spellEnd"/>
+      <w:r>
+        <w:t>-кодирование, в свою очередь, позволило учитывать соотношение положительных и отрицательных наблюдений внутри сформированных интервалов и представить признаки в форме, удобной для построения логистической регрессии.</w:t>
+      </w:r>
+    </w:p>
+    <w:p>
+      <w:pPr>
+        <w:pStyle w:val="MAINTEXT1"/>
+      </w:pPr>
+      <w:r>
+        <w:t xml:space="preserve">Сравнение полученных моделей показало, что наиболее эффективным </w:t>
+      </w:r>
+      <w:r>
+        <w:lastRenderedPageBreak/>
+        <w:t xml:space="preserve">оказался подход, сочетающий отбор признаков по значению IV и последующее </w:t>
+      </w:r>
+      <w:proofErr w:type="spellStart"/>
+      <w:r>
+        <w:t>WoE</w:t>
+      </w:r>
+      <w:proofErr w:type="spellEnd"/>
+      <w:r>
+        <w:t>-кодирование. Такой вариант продемонстрировал более устойчивые результаты на тестовых данных и одновременно сохранил хорошую интерпретируемость полученной модели.</w:t>
+      </w:r>
+    </w:p>
+    <w:p>
+      <w:pPr>
+        <w:pStyle w:val="MAINTEXT1"/>
+      </w:pPr>
+      <w:r>
+        <w:t xml:space="preserve">Таким образом, применение </w:t>
+      </w:r>
+      <w:proofErr w:type="spellStart"/>
+      <w:r>
+        <w:t>биннинга</w:t>
+      </w:r>
+      <w:proofErr w:type="spellEnd"/>
+      <w:r>
+        <w:t xml:space="preserve"> позволяет не только преобразовать исходные данные в более подходящую для классификации форму, но и повысить устойчивость модели к выбросам и шуму. Совместное использование IV и </w:t>
+      </w:r>
+      <w:proofErr w:type="spellStart"/>
+      <w:r>
+        <w:t>WoE</w:t>
+      </w:r>
+      <w:proofErr w:type="spellEnd"/>
+      <w:r>
+        <w:t xml:space="preserve"> является эффективным подходом при построении интерпретируемых моделей бинарной классификации на основе логистической регрессии.</w:t>
+      </w:r>
     </w:p>
     <w:sectPr>
       <w:type w:val="continuous"/>
@@ -1231,7 +1777,7 @@
 </file>
 
 <file path=word/endnotes.xml><?xml version="1.0" encoding="utf-8"?>
-<w:endnotes xmlns:wpc="http://schemas.microsoft.com/office/word/2010/wordprocessingCanvas" xmlns:cx="http://schemas.microsoft.com/office/drawing/2014/chartex" xmlns:cx1="http://schemas.microsoft.com/office/drawing/2015/9/8/chartex" xmlns:cx2="http://schemas.microsoft.com/office/drawing/2015/10/21/chartex" xmlns:cx3="http://schemas.microsoft.com/office/drawing/2016/5/9/chartex" xmlns:cx4="http://schemas.microsoft.com/office/drawing/2016/5/10/chartex" xmlns:cx5="http://schemas.microsoft.com/office/drawing/2016/5/11/chartex" xmlns:cx6="http://schemas.microsoft.com/office/drawing/2016/5/12/chartex" xmlns:cx7="http://schemas.microsoft.com/office/drawing/2016/5/13/chartex" xmlns:cx8="http://schemas.microsoft.com/office/drawing/2016/5/14/chartex" xmlns:mc="http://schemas.openxmlformats.org/markup-compatibility/2006" xmlns:aink="http://schemas.microsoft.com/office/drawing/2016/ink" xmlns:am3d="http://schemas.microsoft.com/office/drawing/2017/model3d" xmlns:o="urn:schemas-microsoft-com:office:office" xmlns:oel="http://schemas.microsoft.com/office/2019/extlst" xmlns:r="http://schemas.openxmlformats.org/officeDocument/2006/relationships" xmlns:m="http://schemas.openxmlformats.org/officeDocument/2006/math" xmlns:v="urn:schemas-microsoft-com:vml" xmlns:wp14="http://schemas.microsoft.com/office/word/2010/wordprocessingDrawing" xmlns:wp="http://schemas.openxmlformats.org/drawingml/2006/wordprocessingDrawing" xmlns:w10="urn:schemas-microsoft-com:office:word" xmlns:w="http://schemas.openxmlformats.org/wordprocessingml/2006/main" xmlns:w14="http://schemas.microsoft.com/office/word/2010/wordml" xmlns:w15="http://schemas.microsoft.com/office/word/2012/wordml" xmlns:w16cex="http://schemas.microsoft.com/office/word/2018/wordml/cex" xmlns:w16cid="http://schemas.microsoft.com/office/word/2016/wordml/cid" xmlns:w16="http://schemas.microsoft.com/office/word/2018/wordml" xmlns:w16du="http://schemas.microsoft.com/office/word/2023/wordml/word16du" xmlns:w16sdtdh="http://schemas.microsoft.com/office/word/2020/wordml/sdtdatahash" xmlns:w16se="http://schemas.microsoft.com/office/word/2015/wordml/symex" xmlns:wpg="http://schemas.microsoft.com/office/word/2010/wordprocessingGroup" xmlns:wpi="http://schemas.microsoft.com/office/word/2010/wordprocessingInk" xmlns:wne="http://schemas.microsoft.com/office/word/2006/wordml" xmlns:wps="http://schemas.microsoft.com/office/word/2010/wordprocessingShape" mc:Ignorable="w14 w15 w16se w16cid w16 w16cex w16sdtdh w16du wp14">
+<w:endnotes xmlns:wpc="http://schemas.microsoft.com/office/word/2010/wordprocessingCanvas" xmlns:cx="http://schemas.microsoft.com/office/drawing/2014/chartex" xmlns:cx1="http://schemas.microsoft.com/office/drawing/2015/9/8/chartex" xmlns:cx2="http://schemas.microsoft.com/office/drawing/2015/10/21/chartex" xmlns:cx3="http://schemas.microsoft.com/office/drawing/2016/5/9/chartex" xmlns:cx4="http://schemas.microsoft.com/office/drawing/2016/5/10/chartex" xmlns:cx5="http://schemas.microsoft.com/office/drawing/2016/5/11/chartex" xmlns:cx6="http://schemas.microsoft.com/office/drawing/2016/5/12/chartex" xmlns:cx7="http://schemas.microsoft.com/office/drawing/2016/5/13/chartex" xmlns:cx8="http://schemas.microsoft.com/office/drawing/2016/5/14/chartex" xmlns:mc="http://schemas.openxmlformats.org/markup-compatibility/2006" xmlns:aink="http://schemas.microsoft.com/office/drawing/2016/ink" xmlns:am3d="http://schemas.microsoft.com/office/drawing/2017/model3d" xmlns:o="urn:schemas-microsoft-com:office:office" xmlns:r="http://schemas.openxmlformats.org/officeDocument/2006/relationships" xmlns:m="http://schemas.openxmlformats.org/officeDocument/2006/math" xmlns:v="urn:schemas-microsoft-com:vml" xmlns:wp14="http://schemas.microsoft.com/office/word/2010/wordprocessingDrawing" xmlns:wp="http://schemas.openxmlformats.org/drawingml/2006/wordprocessingDrawing" xmlns:w10="urn:schemas-microsoft-com:office:word" xmlns:w="http://schemas.openxmlformats.org/wordprocessingml/2006/main" xmlns:w14="http://schemas.microsoft.com/office/word/2010/wordml" xmlns:w15="http://schemas.microsoft.com/office/word/2012/wordml" xmlns:w16cex="http://schemas.microsoft.com/office/word/2018/wordml/cex" xmlns:w16cid="http://schemas.microsoft.com/office/word/2016/wordml/cid" xmlns:w16="http://schemas.microsoft.com/office/word/2018/wordml" xmlns:w16sdtdh="http://schemas.microsoft.com/office/word/2020/wordml/sdtdatahash" xmlns:w16se="http://schemas.microsoft.com/office/word/2015/wordml/symex" xmlns:wpg="http://schemas.microsoft.com/office/word/2010/wordprocessingGroup" xmlns:wpi="http://schemas.microsoft.com/office/word/2010/wordprocessingInk" xmlns:wne="http://schemas.microsoft.com/office/word/2006/wordml" xmlns:wps="http://schemas.microsoft.com/office/word/2010/wordprocessingShape" mc:Ignorable="w14 w15 w16se w16cid w16 w16cex w16sdtdh wp14">
   <w:endnote w:type="separator" w:id="-1">
     <w:p>
       <w:r>
@@ -1250,7 +1796,7 @@
 </file>
 
 <file path=word/footer1.xml><?xml version="1.0" encoding="utf-8"?>
-<w:ftr xmlns:wpc="http://schemas.microsoft.com/office/word/2010/wordprocessingCanvas" xmlns:cx="http://schemas.microsoft.com/office/drawing/2014/chartex" xmlns:cx1="http://schemas.microsoft.com/office/drawing/2015/9/8/chartex" xmlns:cx2="http://schemas.microsoft.com/office/drawing/2015/10/21/chartex" xmlns:cx3="http://schemas.microsoft.com/office/drawing/2016/5/9/chartex" xmlns:cx4="http://schemas.microsoft.com/office/drawing/2016/5/10/chartex" xmlns:cx5="http://schemas.microsoft.com/office/drawing/2016/5/11/chartex" xmlns:cx6="http://schemas.microsoft.com/office/drawing/2016/5/12/chartex" xmlns:cx7="http://schemas.microsoft.com/office/drawing/2016/5/13/chartex" xmlns:cx8="http://schemas.microsoft.com/office/drawing/2016/5/14/chartex" xmlns:mc="http://schemas.openxmlformats.org/markup-compatibility/2006" xmlns:aink="http://schemas.microsoft.com/office/drawing/2016/ink" xmlns:am3d="http://schemas.microsoft.com/office/drawing/2017/model3d" xmlns:o="urn:schemas-microsoft-com:office:office" xmlns:oel="http://schemas.microsoft.com/office/2019/extlst" xmlns:r="http://schemas.openxmlformats.org/officeDocument/2006/relationships" xmlns:m="http://schemas.openxmlformats.org/officeDocument/2006/math" xmlns:v="urn:schemas-microsoft-com:vml" xmlns:wp14="http://schemas.microsoft.com/office/word/2010/wordprocessingDrawing" xmlns:wp="http://schemas.openxmlformats.org/drawingml/2006/wordprocessingDrawing" xmlns:w10="urn:schemas-microsoft-com:office:word" xmlns:w="http://schemas.openxmlformats.org/wordprocessingml/2006/main" xmlns:w14="http://schemas.microsoft.com/office/word/2010/wordml" xmlns:w15="http://schemas.microsoft.com/office/word/2012/wordml" xmlns:w16cex="http://schemas.microsoft.com/office/word/2018/wordml/cex" xmlns:w16cid="http://schemas.microsoft.com/office/word/2016/wordml/cid" xmlns:w16="http://schemas.microsoft.com/office/word/2018/wordml" xmlns:w16du="http://schemas.microsoft.com/office/word/2023/wordml/word16du" xmlns:w16sdtdh="http://schemas.microsoft.com/office/word/2020/wordml/sdtdatahash" xmlns:w16se="http://schemas.microsoft.com/office/word/2015/wordml/symex" xmlns:wpg="http://schemas.microsoft.com/office/word/2010/wordprocessingGroup" xmlns:wpi="http://schemas.microsoft.com/office/word/2010/wordprocessingInk" xmlns:wne="http://schemas.microsoft.com/office/word/2006/wordml" xmlns:wps="http://schemas.microsoft.com/office/word/2010/wordprocessingShape" mc:Ignorable="w14 w15 w16se w16cid w16 w16cex w16sdtdh w16du wp14">
+<w:ftr xmlns:wpc="http://schemas.microsoft.com/office/word/2010/wordprocessingCanvas" xmlns:cx="http://schemas.microsoft.com/office/drawing/2014/chartex" xmlns:cx1="http://schemas.microsoft.com/office/drawing/2015/9/8/chartex" xmlns:cx2="http://schemas.microsoft.com/office/drawing/2015/10/21/chartex" xmlns:cx3="http://schemas.microsoft.com/office/drawing/2016/5/9/chartex" xmlns:cx4="http://schemas.microsoft.com/office/drawing/2016/5/10/chartex" xmlns:cx5="http://schemas.microsoft.com/office/drawing/2016/5/11/chartex" xmlns:cx6="http://schemas.microsoft.com/office/drawing/2016/5/12/chartex" xmlns:cx7="http://schemas.microsoft.com/office/drawing/2016/5/13/chartex" xmlns:cx8="http://schemas.microsoft.com/office/drawing/2016/5/14/chartex" xmlns:mc="http://schemas.openxmlformats.org/markup-compatibility/2006" xmlns:aink="http://schemas.microsoft.com/office/drawing/2016/ink" xmlns:am3d="http://schemas.microsoft.com/office/drawing/2017/model3d" xmlns:o="urn:schemas-microsoft-com:office:office" xmlns:r="http://schemas.openxmlformats.org/officeDocument/2006/relationships" xmlns:m="http://schemas.openxmlformats.org/officeDocument/2006/math" xmlns:v="urn:schemas-microsoft-com:vml" xmlns:wp14="http://schemas.microsoft.com/office/word/2010/wordprocessingDrawing" xmlns:wp="http://schemas.openxmlformats.org/drawingml/2006/wordprocessingDrawing" xmlns:w10="urn:schemas-microsoft-com:office:word" xmlns:w="http://schemas.openxmlformats.org/wordprocessingml/2006/main" xmlns:w14="http://schemas.microsoft.com/office/word/2010/wordml" xmlns:w15="http://schemas.microsoft.com/office/word/2012/wordml" xmlns:w16cex="http://schemas.microsoft.com/office/word/2018/wordml/cex" xmlns:w16cid="http://schemas.microsoft.com/office/word/2016/wordml/cid" xmlns:w16="http://schemas.microsoft.com/office/word/2018/wordml" xmlns:w16sdtdh="http://schemas.microsoft.com/office/word/2020/wordml/sdtdatahash" xmlns:w16se="http://schemas.microsoft.com/office/word/2015/wordml/symex" xmlns:wpg="http://schemas.microsoft.com/office/word/2010/wordprocessingGroup" xmlns:wpi="http://schemas.microsoft.com/office/word/2010/wordprocessingInk" xmlns:wne="http://schemas.microsoft.com/office/word/2006/wordml" xmlns:wps="http://schemas.microsoft.com/office/word/2010/wordprocessingShape" mc:Ignorable="w14 w15 w16se w16cid w16 w16cex w16sdtdh wp14">
   <w:sdt>
     <w:sdtPr>
       <w:id w:val="-1419641891"/>
@@ -1268,7 +1814,7 @@
     <w:sdtContent>
       <w:p>
         <w:pPr>
-          <w:pStyle w:val="Footer"/>
+          <w:pStyle w:val="a9"/>
           <w:widowControl w:val="0"/>
           <w:jc w:val="center"/>
           <w:rPr>
@@ -1318,7 +1864,7 @@
 </file>
 
 <file path=word/footnotes.xml><?xml version="1.0" encoding="utf-8"?>
-<w:footnotes xmlns:wpc="http://schemas.microsoft.com/office/word/2010/wordprocessingCanvas" xmlns:cx="http://schemas.microsoft.com/office/drawing/2014/chartex" xmlns:cx1="http://schemas.microsoft.com/office/drawing/2015/9/8/chartex" xmlns:cx2="http://schemas.microsoft.com/office/drawing/2015/10/21/chartex" xmlns:cx3="http://schemas.microsoft.com/office/drawing/2016/5/9/chartex" xmlns:cx4="http://schemas.microsoft.com/office/drawing/2016/5/10/chartex" xmlns:cx5="http://schemas.microsoft.com/office/drawing/2016/5/11/chartex" xmlns:cx6="http://schemas.microsoft.com/office/drawing/2016/5/12/chartex" xmlns:cx7="http://schemas.microsoft.com/office/drawing/2016/5/13/chartex" xmlns:cx8="http://schemas.microsoft.com/office/drawing/2016/5/14/chartex" xmlns:mc="http://schemas.openxmlformats.org/markup-compatibility/2006" xmlns:aink="http://schemas.microsoft.com/office/drawing/2016/ink" xmlns:am3d="http://schemas.microsoft.com/office/drawing/2017/model3d" xmlns:o="urn:schemas-microsoft-com:office:office" xmlns:oel="http://schemas.microsoft.com/office/2019/extlst" xmlns:r="http://schemas.openxmlformats.org/officeDocument/2006/relationships" xmlns:m="http://schemas.openxmlformats.org/officeDocument/2006/math" xmlns:v="urn:schemas-microsoft-com:vml" xmlns:wp14="http://schemas.microsoft.com/office/word/2010/wordprocessingDrawing" xmlns:wp="http://schemas.openxmlformats.org/drawingml/2006/wordprocessingDrawing" xmlns:w10="urn:schemas-microsoft-com:office:word" xmlns:w="http://schemas.openxmlformats.org/wordprocessingml/2006/main" xmlns:w14="http://schemas.microsoft.com/office/word/2010/wordml" xmlns:w15="http://schemas.microsoft.com/office/word/2012/wordml" xmlns:w16cex="http://schemas.microsoft.com/office/word/2018/wordml/cex" xmlns:w16cid="http://schemas.microsoft.com/office/word/2016/wordml/cid" xmlns:w16="http://schemas.microsoft.com/office/word/2018/wordml" xmlns:w16du="http://schemas.microsoft.com/office/word/2023/wordml/word16du" xmlns:w16sdtdh="http://schemas.microsoft.com/office/word/2020/wordml/sdtdatahash" xmlns:w16se="http://schemas.microsoft.com/office/word/2015/wordml/symex" xmlns:wpg="http://schemas.microsoft.com/office/word/2010/wordprocessingGroup" xmlns:wpi="http://schemas.microsoft.com/office/word/2010/wordprocessingInk" xmlns:wne="http://schemas.microsoft.com/office/word/2006/wordml" xmlns:wps="http://schemas.microsoft.com/office/word/2010/wordprocessingShape" mc:Ignorable="w14 w15 w16se w16cid w16 w16cex w16sdtdh w16du wp14">
+<w:footnotes xmlns:wpc="http://schemas.microsoft.com/office/word/2010/wordprocessingCanvas" xmlns:cx="http://schemas.microsoft.com/office/drawing/2014/chartex" xmlns:cx1="http://schemas.microsoft.com/office/drawing/2015/9/8/chartex" xmlns:cx2="http://schemas.microsoft.com/office/drawing/2015/10/21/chartex" xmlns:cx3="http://schemas.microsoft.com/office/drawing/2016/5/9/chartex" xmlns:cx4="http://schemas.microsoft.com/office/drawing/2016/5/10/chartex" xmlns:cx5="http://schemas.microsoft.com/office/drawing/2016/5/11/chartex" xmlns:cx6="http://schemas.microsoft.com/office/drawing/2016/5/12/chartex" xmlns:cx7="http://schemas.microsoft.com/office/drawing/2016/5/13/chartex" xmlns:cx8="http://schemas.microsoft.com/office/drawing/2016/5/14/chartex" xmlns:mc="http://schemas.openxmlformats.org/markup-compatibility/2006" xmlns:aink="http://schemas.microsoft.com/office/drawing/2016/ink" xmlns:am3d="http://schemas.microsoft.com/office/drawing/2017/model3d" xmlns:o="urn:schemas-microsoft-com:office:office" xmlns:r="http://schemas.openxmlformats.org/officeDocument/2006/relationships" xmlns:m="http://schemas.openxmlformats.org/officeDocument/2006/math" xmlns:v="urn:schemas-microsoft-com:vml" xmlns:wp14="http://schemas.microsoft.com/office/word/2010/wordprocessingDrawing" xmlns:wp="http://schemas.openxmlformats.org/drawingml/2006/wordprocessingDrawing" xmlns:w10="urn:schemas-microsoft-com:office:word" xmlns:w="http://schemas.openxmlformats.org/wordprocessingml/2006/main" xmlns:w14="http://schemas.microsoft.com/office/word/2010/wordml" xmlns:w15="http://schemas.microsoft.com/office/word/2012/wordml" xmlns:w16cex="http://schemas.microsoft.com/office/word/2018/wordml/cex" xmlns:w16cid="http://schemas.microsoft.com/office/word/2016/wordml/cid" xmlns:w16="http://schemas.microsoft.com/office/word/2018/wordml" xmlns:w16sdtdh="http://schemas.microsoft.com/office/word/2020/wordml/sdtdatahash" xmlns:w16se="http://schemas.microsoft.com/office/word/2015/wordml/symex" xmlns:wpg="http://schemas.microsoft.com/office/word/2010/wordprocessingGroup" xmlns:wpi="http://schemas.microsoft.com/office/word/2010/wordprocessingInk" xmlns:wne="http://schemas.microsoft.com/office/word/2006/wordml" xmlns:wps="http://schemas.microsoft.com/office/word/2010/wordprocessingShape" mc:Ignorable="w14 w15 w16se w16cid w16 w16cex w16sdtdh wp14">
   <w:footnote w:type="separator" w:id="-1">
     <w:p>
       <w:r>
@@ -1337,7 +1883,7 @@
 </file>
 
 <file path=word/numbering.xml><?xml version="1.0" encoding="utf-8"?>
-<w:numbering xmlns:wpc="http://schemas.microsoft.com/office/word/2010/wordprocessingCanvas" xmlns:cx="http://schemas.microsoft.com/office/drawing/2014/chartex" xmlns:cx1="http://schemas.microsoft.com/office/drawing/2015/9/8/chartex" xmlns:cx2="http://schemas.microsoft.com/office/drawing/2015/10/21/chartex" xmlns:cx3="http://schemas.microsoft.com/office/drawing/2016/5/9/chartex" xmlns:cx4="http://schemas.microsoft.com/office/drawing/2016/5/10/chartex" xmlns:cx5="http://schemas.microsoft.com/office/drawing/2016/5/11/chartex" xmlns:cx6="http://schemas.microsoft.com/office/drawing/2016/5/12/chartex" xmlns:cx7="http://schemas.microsoft.com/office/drawing/2016/5/13/chartex" xmlns:cx8="http://schemas.microsoft.com/office/drawing/2016/5/14/chartex" xmlns:mc="http://schemas.openxmlformats.org/markup-compatibility/2006" xmlns:aink="http://schemas.microsoft.com/office/drawing/2016/ink" xmlns:am3d="http://schemas.microsoft.com/office/drawing/2017/model3d" xmlns:o="urn:schemas-microsoft-com:office:office" xmlns:oel="http://schemas.microsoft.com/office/2019/extlst" xmlns:r="http://schemas.openxmlformats.org/officeDocument/2006/relationships" xmlns:m="http://schemas.openxmlformats.org/officeDocument/2006/math" xmlns:v="urn:schemas-microsoft-com:vml" xmlns:wp14="http://schemas.microsoft.com/office/word/2010/wordprocessingDrawing" xmlns:wp="http://schemas.openxmlformats.org/drawingml/2006/wordprocessingDrawing" xmlns:w10="urn:schemas-microsoft-com:office:word" xmlns:w="http://schemas.openxmlformats.org/wordprocessingml/2006/main" xmlns:w14="http://schemas.microsoft.com/office/word/2010/wordml" xmlns:w15="http://schemas.microsoft.com/office/word/2012/wordml" xmlns:w16cex="http://schemas.microsoft.com/office/word/2018/wordml/cex" xmlns:w16cid="http://schemas.microsoft.com/office/word/2016/wordml/cid" xmlns:w16="http://schemas.microsoft.com/office/word/2018/wordml" xmlns:w16du="http://schemas.microsoft.com/office/word/2023/wordml/word16du" xmlns:w16sdtdh="http://schemas.microsoft.com/office/word/2020/wordml/sdtdatahash" xmlns:w16se="http://schemas.microsoft.com/office/word/2015/wordml/symex" xmlns:wpg="http://schemas.microsoft.com/office/word/2010/wordprocessingGroup" xmlns:wpi="http://schemas.microsoft.com/office/word/2010/wordprocessingInk" xmlns:wne="http://schemas.microsoft.com/office/word/2006/wordml" xmlns:wps="http://schemas.microsoft.com/office/word/2010/wordprocessingShape" mc:Ignorable="w14 w15 w16se w16cid w16 w16cex w16sdtdh w16du wp14">
+<w:numbering xmlns:wpc="http://schemas.microsoft.com/office/word/2010/wordprocessingCanvas" xmlns:cx="http://schemas.microsoft.com/office/drawing/2014/chartex" xmlns:cx1="http://schemas.microsoft.com/office/drawing/2015/9/8/chartex" xmlns:cx2="http://schemas.microsoft.com/office/drawing/2015/10/21/chartex" xmlns:cx3="http://schemas.microsoft.com/office/drawing/2016/5/9/chartex" xmlns:cx4="http://schemas.microsoft.com/office/drawing/2016/5/10/chartex" xmlns:cx5="http://schemas.microsoft.com/office/drawing/2016/5/11/chartex" xmlns:cx6="http://schemas.microsoft.com/office/drawing/2016/5/12/chartex" xmlns:cx7="http://schemas.microsoft.com/office/drawing/2016/5/13/chartex" xmlns:cx8="http://schemas.microsoft.com/office/drawing/2016/5/14/chartex" xmlns:mc="http://schemas.openxmlformats.org/markup-compatibility/2006" xmlns:aink="http://schemas.microsoft.com/office/drawing/2016/ink" xmlns:am3d="http://schemas.microsoft.com/office/drawing/2017/model3d" xmlns:o="urn:schemas-microsoft-com:office:office" xmlns:r="http://schemas.openxmlformats.org/officeDocument/2006/relationships" xmlns:m="http://schemas.openxmlformats.org/officeDocument/2006/math" xmlns:v="urn:schemas-microsoft-com:vml" xmlns:wp14="http://schemas.microsoft.com/office/word/2010/wordprocessingDrawing" xmlns:wp="http://schemas.openxmlformats.org/drawingml/2006/wordprocessingDrawing" xmlns:w10="urn:schemas-microsoft-com:office:word" xmlns:w="http://schemas.openxmlformats.org/wordprocessingml/2006/main" xmlns:w14="http://schemas.microsoft.com/office/word/2010/wordml" xmlns:w15="http://schemas.microsoft.com/office/word/2012/wordml" xmlns:w16cex="http://schemas.microsoft.com/office/word/2018/wordml/cex" xmlns:w16cid="http://schemas.microsoft.com/office/word/2016/wordml/cid" xmlns:w16="http://schemas.microsoft.com/office/word/2018/wordml" xmlns:w16sdtdh="http://schemas.microsoft.com/office/word/2020/wordml/sdtdatahash" xmlns:w16se="http://schemas.microsoft.com/office/word/2015/wordml/symex" xmlns:wpg="http://schemas.microsoft.com/office/word/2010/wordprocessingGroup" xmlns:wpi="http://schemas.microsoft.com/office/word/2010/wordprocessingInk" xmlns:wne="http://schemas.microsoft.com/office/word/2006/wordml" xmlns:wps="http://schemas.microsoft.com/office/word/2010/wordprocessingShape" mc:Ignorable="w14 w15 w16se w16cid w16 w16cex w16sdtdh wp14">
   <w:abstractNum w:abstractNumId="0" w15:restartNumberingAfterBreak="0">
     <w:nsid w:val="0421186D"/>
     <w:multiLevelType w:val="multilevel"/>
@@ -6638,142 +7184,142 @@
       </w:rPr>
     </w:lvl>
   </w:abstractNum>
-  <w:num w:numId="1" w16cid:durableId="1570916309">
+  <w:num w:numId="1">
     <w:abstractNumId w:val="3"/>
   </w:num>
-  <w:num w:numId="2" w16cid:durableId="1745106556">
+  <w:num w:numId="2">
     <w:abstractNumId w:val="20"/>
   </w:num>
-  <w:num w:numId="3" w16cid:durableId="715393635">
+  <w:num w:numId="3">
     <w:abstractNumId w:val="18"/>
   </w:num>
-  <w:num w:numId="4" w16cid:durableId="1358116674">
+  <w:num w:numId="4">
     <w:abstractNumId w:val="17"/>
   </w:num>
-  <w:num w:numId="5" w16cid:durableId="204220094">
+  <w:num w:numId="5">
     <w:abstractNumId w:val="5"/>
   </w:num>
-  <w:num w:numId="6" w16cid:durableId="1401488410">
+  <w:num w:numId="6">
     <w:abstractNumId w:val="22"/>
   </w:num>
-  <w:num w:numId="7" w16cid:durableId="977567147">
+  <w:num w:numId="7">
     <w:abstractNumId w:val="26"/>
   </w:num>
-  <w:num w:numId="8" w16cid:durableId="1270313139">
+  <w:num w:numId="8">
     <w:abstractNumId w:val="35"/>
   </w:num>
-  <w:num w:numId="9" w16cid:durableId="1771197777">
+  <w:num w:numId="9">
     <w:abstractNumId w:val="8"/>
   </w:num>
-  <w:num w:numId="10" w16cid:durableId="387149561">
+  <w:num w:numId="10">
     <w:abstractNumId w:val="33"/>
   </w:num>
-  <w:num w:numId="11" w16cid:durableId="1572085171">
+  <w:num w:numId="11">
     <w:abstractNumId w:val="13"/>
   </w:num>
-  <w:num w:numId="12" w16cid:durableId="388460352">
+  <w:num w:numId="12">
     <w:abstractNumId w:val="12"/>
   </w:num>
-  <w:num w:numId="13" w16cid:durableId="568077577">
+  <w:num w:numId="13">
     <w:abstractNumId w:val="4"/>
   </w:num>
-  <w:num w:numId="14" w16cid:durableId="1101678859">
+  <w:num w:numId="14">
     <w:abstractNumId w:val="44"/>
   </w:num>
-  <w:num w:numId="15" w16cid:durableId="793790226">
+  <w:num w:numId="15">
     <w:abstractNumId w:val="19"/>
   </w:num>
-  <w:num w:numId="16" w16cid:durableId="1163817143">
+  <w:num w:numId="16">
     <w:abstractNumId w:val="6"/>
   </w:num>
-  <w:num w:numId="17" w16cid:durableId="1401637369">
+  <w:num w:numId="17">
     <w:abstractNumId w:val="16"/>
   </w:num>
-  <w:num w:numId="18" w16cid:durableId="1343971616">
+  <w:num w:numId="18">
     <w:abstractNumId w:val="31"/>
   </w:num>
-  <w:num w:numId="19" w16cid:durableId="313486090">
+  <w:num w:numId="19">
     <w:abstractNumId w:val="25"/>
   </w:num>
-  <w:num w:numId="20" w16cid:durableId="1846242789">
+  <w:num w:numId="20">
     <w:abstractNumId w:val="21"/>
   </w:num>
-  <w:num w:numId="21" w16cid:durableId="828136471">
+  <w:num w:numId="21">
     <w:abstractNumId w:val="38"/>
   </w:num>
-  <w:num w:numId="22" w16cid:durableId="1361855160">
+  <w:num w:numId="22">
     <w:abstractNumId w:val="40"/>
   </w:num>
-  <w:num w:numId="23" w16cid:durableId="1615818799">
+  <w:num w:numId="23">
     <w:abstractNumId w:val="10"/>
   </w:num>
-  <w:num w:numId="24" w16cid:durableId="487671112">
+  <w:num w:numId="24">
     <w:abstractNumId w:val="36"/>
   </w:num>
-  <w:num w:numId="25" w16cid:durableId="1321926922">
+  <w:num w:numId="25">
     <w:abstractNumId w:val="30"/>
   </w:num>
-  <w:num w:numId="26" w16cid:durableId="2112897112">
+  <w:num w:numId="26">
     <w:abstractNumId w:val="0"/>
   </w:num>
-  <w:num w:numId="27" w16cid:durableId="990140550">
+  <w:num w:numId="27">
     <w:abstractNumId w:val="23"/>
   </w:num>
-  <w:num w:numId="28" w16cid:durableId="495538229">
+  <w:num w:numId="28">
     <w:abstractNumId w:val="27"/>
   </w:num>
-  <w:num w:numId="29" w16cid:durableId="1255438682">
+  <w:num w:numId="29">
     <w:abstractNumId w:val="29"/>
   </w:num>
-  <w:num w:numId="30" w16cid:durableId="352802057">
+  <w:num w:numId="30">
     <w:abstractNumId w:val="28"/>
   </w:num>
-  <w:num w:numId="31" w16cid:durableId="449982151">
+  <w:num w:numId="31">
     <w:abstractNumId w:val="42"/>
   </w:num>
-  <w:num w:numId="32" w16cid:durableId="758217522">
+  <w:num w:numId="32">
     <w:abstractNumId w:val="9"/>
   </w:num>
-  <w:num w:numId="33" w16cid:durableId="990983992">
+  <w:num w:numId="33">
     <w:abstractNumId w:val="15"/>
   </w:num>
-  <w:num w:numId="34" w16cid:durableId="644511826">
+  <w:num w:numId="34">
     <w:abstractNumId w:val="7"/>
   </w:num>
-  <w:num w:numId="35" w16cid:durableId="8879218">
+  <w:num w:numId="35">
     <w:abstractNumId w:val="34"/>
   </w:num>
-  <w:num w:numId="36" w16cid:durableId="1154836909">
+  <w:num w:numId="36">
     <w:abstractNumId w:val="45"/>
   </w:num>
-  <w:num w:numId="37" w16cid:durableId="611590207">
+  <w:num w:numId="37">
     <w:abstractNumId w:val="43"/>
   </w:num>
-  <w:num w:numId="38" w16cid:durableId="335495533">
+  <w:num w:numId="38">
     <w:abstractNumId w:val="2"/>
   </w:num>
-  <w:num w:numId="39" w16cid:durableId="2119182175">
+  <w:num w:numId="39">
     <w:abstractNumId w:val="41"/>
   </w:num>
-  <w:num w:numId="40" w16cid:durableId="752818976">
+  <w:num w:numId="40">
     <w:abstractNumId w:val="1"/>
   </w:num>
-  <w:num w:numId="41" w16cid:durableId="1106197172">
+  <w:num w:numId="41">
     <w:abstractNumId w:val="37"/>
   </w:num>
-  <w:num w:numId="42" w16cid:durableId="363210509">
+  <w:num w:numId="42">
     <w:abstractNumId w:val="32"/>
   </w:num>
-  <w:num w:numId="43" w16cid:durableId="1874538469">
+  <w:num w:numId="43">
     <w:abstractNumId w:val="39"/>
   </w:num>
-  <w:num w:numId="44" w16cid:durableId="1835532379">
+  <w:num w:numId="44">
     <w:abstractNumId w:val="24"/>
   </w:num>
-  <w:num w:numId="45" w16cid:durableId="1439179829">
+  <w:num w:numId="45">
     <w:abstractNumId w:val="11"/>
   </w:num>
-  <w:num w:numId="46" w16cid:durableId="1858226098">
+  <w:num w:numId="46">
     <w:abstractNumId w:val="14"/>
   </w:num>
   <w:numIdMacAtCleanup w:val="46"/>
@@ -6781,7 +7327,7 @@
 </file>
 
 <file path=word/styles.xml><?xml version="1.0" encoding="utf-8"?>
-<w:styles xmlns:mc="http://schemas.openxmlformats.org/markup-compatibility/2006" xmlns:r="http://schemas.openxmlformats.org/officeDocument/2006/relationships" xmlns:w="http://schemas.openxmlformats.org/wordprocessingml/2006/main" xmlns:w14="http://schemas.microsoft.com/office/word/2010/wordml" xmlns:w15="http://schemas.microsoft.com/office/word/2012/wordml" xmlns:w16cex="http://schemas.microsoft.com/office/word/2018/wordml/cex" xmlns:w16cid="http://schemas.microsoft.com/office/word/2016/wordml/cid" xmlns:w16="http://schemas.microsoft.com/office/word/2018/wordml" xmlns:w16du="http://schemas.microsoft.com/office/word/2023/wordml/word16du" xmlns:w16sdtdh="http://schemas.microsoft.com/office/word/2020/wordml/sdtdatahash" xmlns:w16se="http://schemas.microsoft.com/office/word/2015/wordml/symex" mc:Ignorable="w14 w15 w16se w16cid w16 w16cex w16sdtdh w16du">
+<w:styles xmlns:mc="http://schemas.openxmlformats.org/markup-compatibility/2006" xmlns:r="http://schemas.openxmlformats.org/officeDocument/2006/relationships" xmlns:w="http://schemas.openxmlformats.org/wordprocessingml/2006/main" xmlns:w14="http://schemas.microsoft.com/office/word/2010/wordml" xmlns:w15="http://schemas.microsoft.com/office/word/2012/wordml" xmlns:w16cex="http://schemas.microsoft.com/office/word/2018/wordml/cex" xmlns:w16cid="http://schemas.microsoft.com/office/word/2016/wordml/cid" xmlns:w16="http://schemas.microsoft.com/office/word/2018/wordml" xmlns:w16sdtdh="http://schemas.microsoft.com/office/word/2020/wordml/sdtdatahash" xmlns:w16se="http://schemas.microsoft.com/office/word/2015/wordml/symex" mc:Ignorable="w14 w15 w16se w16cid w16 w16cex w16sdtdh">
   <w:docDefaults>
     <w:rPrDefault>
       <w:rPr>
@@ -7175,7 +7721,7 @@
     <w:lsdException w:name="Unresolved Mention" w:semiHidden="1" w:unhideWhenUsed="1"/>
     <w:lsdException w:name="Smart Link" w:semiHidden="1" w:unhideWhenUsed="1"/>
   </w:latentStyles>
-  <w:style w:type="paragraph" w:default="1" w:styleId="Normal">
+  <w:style w:type="paragraph" w:default="1" w:styleId="a">
     <w:name w:val="Normal"/>
     <w:qFormat/>
     <w:rsid w:val="005A2A15"/>
@@ -7187,11 +7733,11 @@
       <w:szCs w:val="24"/>
     </w:rPr>
   </w:style>
-  <w:style w:type="paragraph" w:styleId="Heading1">
+  <w:style w:type="paragraph" w:styleId="1">
     <w:name w:val="heading 1"/>
-    <w:basedOn w:val="Normal"/>
-    <w:next w:val="Normal"/>
-    <w:link w:val="Heading1Char"/>
+    <w:basedOn w:val="a"/>
+    <w:next w:val="a"/>
+    <w:link w:val="10"/>
     <w:uiPriority w:val="99"/>
     <w:qFormat/>
     <w:rsid w:val="005A2A15"/>
@@ -7211,11 +7757,11 @@
       <w:szCs w:val="28"/>
     </w:rPr>
   </w:style>
-  <w:style w:type="paragraph" w:styleId="Heading2">
+  <w:style w:type="paragraph" w:styleId="2">
     <w:name w:val="heading 2"/>
-    <w:basedOn w:val="Normal"/>
-    <w:next w:val="Normal"/>
-    <w:link w:val="Heading2Char"/>
+    <w:basedOn w:val="a"/>
+    <w:next w:val="a"/>
+    <w:link w:val="20"/>
     <w:uiPriority w:val="99"/>
     <w:qFormat/>
     <w:rsid w:val="005A2A15"/>
@@ -7235,11 +7781,11 @@
       <w:szCs w:val="20"/>
     </w:rPr>
   </w:style>
-  <w:style w:type="paragraph" w:styleId="Heading3">
+  <w:style w:type="paragraph" w:styleId="3">
     <w:name w:val="heading 3"/>
-    <w:basedOn w:val="Normal"/>
-    <w:next w:val="Normal"/>
-    <w:link w:val="Heading3Char"/>
+    <w:basedOn w:val="a"/>
+    <w:next w:val="a"/>
+    <w:link w:val="30"/>
     <w:uiPriority w:val="99"/>
     <w:qFormat/>
     <w:rsid w:val="005A2A15"/>
@@ -7259,11 +7805,11 @@
       <w:lang w:val="en-US"/>
     </w:rPr>
   </w:style>
-  <w:style w:type="paragraph" w:styleId="Heading4">
+  <w:style w:type="paragraph" w:styleId="4">
     <w:name w:val="heading 4"/>
-    <w:basedOn w:val="Normal"/>
-    <w:next w:val="Normal"/>
-    <w:link w:val="Heading4Char"/>
+    <w:basedOn w:val="a"/>
+    <w:next w:val="a"/>
+    <w:link w:val="40"/>
     <w:uiPriority w:val="99"/>
     <w:qFormat/>
     <w:rsid w:val="005A2A15"/>
@@ -7283,13 +7829,12 @@
       <w:szCs w:val="32"/>
     </w:rPr>
   </w:style>
-  <w:style w:type="character" w:default="1" w:styleId="DefaultParagraphFont">
+  <w:style w:type="character" w:default="1" w:styleId="a0">
     <w:name w:val="Default Paragraph Font"/>
     <w:uiPriority w:val="1"/>
-    <w:semiHidden/>
     <w:unhideWhenUsed/>
   </w:style>
-  <w:style w:type="table" w:default="1" w:styleId="TableNormal">
+  <w:style w:type="table" w:default="1" w:styleId="a1">
     <w:name w:val="Normal Table"/>
     <w:uiPriority w:val="99"/>
     <w:semiHidden/>
@@ -7304,16 +7849,16 @@
       </w:tblCellMar>
     </w:tblPr>
   </w:style>
-  <w:style w:type="numbering" w:default="1" w:styleId="NoList">
+  <w:style w:type="numbering" w:default="1" w:styleId="a2">
     <w:name w:val="No List"/>
     <w:uiPriority w:val="99"/>
     <w:semiHidden/>
     <w:unhideWhenUsed/>
   </w:style>
-  <w:style w:type="character" w:customStyle="1" w:styleId="Heading1Char">
-    <w:name w:val="Heading 1 Char"/>
-    <w:basedOn w:val="DefaultParagraphFont"/>
-    <w:link w:val="Heading1"/>
+  <w:style w:type="character" w:customStyle="1" w:styleId="10">
+    <w:name w:val="Заголовок 1 Знак"/>
+    <w:basedOn w:val="a0"/>
+    <w:link w:val="1"/>
     <w:uiPriority w:val="99"/>
     <w:locked/>
     <w:rsid w:val="005A2A15"/>
@@ -7326,10 +7871,10 @@
       <w:szCs w:val="32"/>
     </w:rPr>
   </w:style>
-  <w:style w:type="character" w:customStyle="1" w:styleId="Heading2Char">
-    <w:name w:val="Heading 2 Char"/>
-    <w:basedOn w:val="DefaultParagraphFont"/>
-    <w:link w:val="Heading2"/>
+  <w:style w:type="character" w:customStyle="1" w:styleId="20">
+    <w:name w:val="Заголовок 2 Знак"/>
+    <w:basedOn w:val="a0"/>
+    <w:link w:val="2"/>
     <w:uiPriority w:val="99"/>
     <w:semiHidden/>
     <w:locked/>
@@ -7344,10 +7889,10 @@
       <w:szCs w:val="28"/>
     </w:rPr>
   </w:style>
-  <w:style w:type="character" w:customStyle="1" w:styleId="Heading3Char">
-    <w:name w:val="Heading 3 Char"/>
-    <w:basedOn w:val="DefaultParagraphFont"/>
-    <w:link w:val="Heading3"/>
+  <w:style w:type="character" w:customStyle="1" w:styleId="30">
+    <w:name w:val="Заголовок 3 Знак"/>
+    <w:basedOn w:val="a0"/>
+    <w:link w:val="3"/>
     <w:uiPriority w:val="99"/>
     <w:semiHidden/>
     <w:locked/>
@@ -7360,10 +7905,10 @@
       <w:szCs w:val="26"/>
     </w:rPr>
   </w:style>
-  <w:style w:type="character" w:customStyle="1" w:styleId="Heading4Char">
-    <w:name w:val="Heading 4 Char"/>
-    <w:basedOn w:val="DefaultParagraphFont"/>
-    <w:link w:val="Heading4"/>
+  <w:style w:type="character" w:customStyle="1" w:styleId="40">
+    <w:name w:val="Заголовок 4 Знак"/>
+    <w:basedOn w:val="a0"/>
+    <w:link w:val="4"/>
     <w:uiPriority w:val="99"/>
     <w:semiHidden/>
     <w:locked/>
@@ -7376,10 +7921,10 @@
       <w:szCs w:val="28"/>
     </w:rPr>
   </w:style>
-  <w:style w:type="paragraph" w:styleId="Title">
+  <w:style w:type="paragraph" w:styleId="a3">
     <w:name w:val="Title"/>
-    <w:basedOn w:val="Normal"/>
-    <w:link w:val="TitleChar"/>
+    <w:basedOn w:val="a"/>
+    <w:link w:val="a4"/>
     <w:uiPriority w:val="99"/>
     <w:qFormat/>
     <w:rsid w:val="005A2A15"/>
@@ -7397,10 +7942,10 @@
       <w:szCs w:val="20"/>
     </w:rPr>
   </w:style>
-  <w:style w:type="character" w:customStyle="1" w:styleId="TitleChar">
-    <w:name w:val="Title Char"/>
-    <w:basedOn w:val="DefaultParagraphFont"/>
-    <w:link w:val="Title"/>
+  <w:style w:type="character" w:customStyle="1" w:styleId="a4">
+    <w:name w:val="Заголовок Знак"/>
+    <w:basedOn w:val="a0"/>
+    <w:link w:val="a3"/>
     <w:uiPriority w:val="99"/>
     <w:locked/>
     <w:rsid w:val="005A2A15"/>
@@ -7413,10 +7958,10 @@
       <w:szCs w:val="32"/>
     </w:rPr>
   </w:style>
-  <w:style w:type="paragraph" w:styleId="BodyText">
+  <w:style w:type="paragraph" w:styleId="a5">
     <w:name w:val="Body Text"/>
-    <w:basedOn w:val="Normal"/>
-    <w:link w:val="BodyTextChar"/>
+    <w:basedOn w:val="a"/>
+    <w:link w:val="a6"/>
     <w:uiPriority w:val="99"/>
     <w:rsid w:val="005A2A15"/>
     <w:pPr>
@@ -7432,10 +7977,10 @@
       <w:szCs w:val="28"/>
     </w:rPr>
   </w:style>
-  <w:style w:type="character" w:customStyle="1" w:styleId="BodyTextChar">
-    <w:name w:val="Body Text Char"/>
-    <w:basedOn w:val="DefaultParagraphFont"/>
-    <w:link w:val="BodyText"/>
+  <w:style w:type="character" w:customStyle="1" w:styleId="a6">
+    <w:name w:val="Основной текст Знак"/>
+    <w:basedOn w:val="a0"/>
+    <w:link w:val="a5"/>
     <w:uiPriority w:val="99"/>
     <w:semiHidden/>
     <w:locked/>
@@ -7448,7 +7993,7 @@
   </w:style>
   <w:style w:type="paragraph" w:customStyle="1" w:styleId="H1">
     <w:name w:val="H1"/>
-    <w:basedOn w:val="Normal"/>
+    <w:basedOn w:val="a"/>
     <w:next w:val="MAINTEXT1"/>
     <w:link w:val="H10"/>
     <w:qFormat/>
@@ -7487,7 +8032,7 @@
   </w:style>
   <w:style w:type="character" w:customStyle="1" w:styleId="H10">
     <w:name w:val="H1 Знак"/>
-    <w:basedOn w:val="DefaultParagraphFont"/>
+    <w:basedOn w:val="a0"/>
     <w:link w:val="H1"/>
     <w:rsid w:val="00F26346"/>
     <w:rPr>
@@ -7509,10 +8054,10 @@
       <w:szCs w:val="28"/>
     </w:rPr>
   </w:style>
-  <w:style w:type="paragraph" w:styleId="Header">
+  <w:style w:type="paragraph" w:styleId="a7">
     <w:name w:val="header"/>
-    <w:basedOn w:val="Normal"/>
-    <w:link w:val="HeaderChar"/>
+    <w:basedOn w:val="a"/>
+    <w:link w:val="a8"/>
     <w:uiPriority w:val="99"/>
     <w:unhideWhenUsed/>
     <w:rsid w:val="0002180F"/>
@@ -7523,10 +8068,10 @@
       </w:tabs>
     </w:pPr>
   </w:style>
-  <w:style w:type="character" w:customStyle="1" w:styleId="HeaderChar">
-    <w:name w:val="Header Char"/>
-    <w:basedOn w:val="DefaultParagraphFont"/>
-    <w:link w:val="Header"/>
+  <w:style w:type="character" w:customStyle="1" w:styleId="a8">
+    <w:name w:val="Верхний колонтитул Знак"/>
+    <w:basedOn w:val="a0"/>
+    <w:link w:val="a7"/>
     <w:uiPriority w:val="99"/>
     <w:rsid w:val="0002180F"/>
     <w:rPr>
@@ -7534,10 +8079,10 @@
       <w:szCs w:val="24"/>
     </w:rPr>
   </w:style>
-  <w:style w:type="paragraph" w:styleId="Footer">
+  <w:style w:type="paragraph" w:styleId="a9">
     <w:name w:val="footer"/>
-    <w:basedOn w:val="Normal"/>
-    <w:link w:val="FooterChar"/>
+    <w:basedOn w:val="a"/>
+    <w:link w:val="aa"/>
     <w:uiPriority w:val="99"/>
     <w:unhideWhenUsed/>
     <w:rsid w:val="0002180F"/>
@@ -7548,10 +8093,10 @@
       </w:tabs>
     </w:pPr>
   </w:style>
-  <w:style w:type="character" w:customStyle="1" w:styleId="FooterChar">
-    <w:name w:val="Footer Char"/>
-    <w:basedOn w:val="DefaultParagraphFont"/>
-    <w:link w:val="Footer"/>
+  <w:style w:type="character" w:customStyle="1" w:styleId="aa">
+    <w:name w:val="Нижний колонтитул Знак"/>
+    <w:basedOn w:val="a0"/>
+    <w:link w:val="a9"/>
     <w:uiPriority w:val="99"/>
     <w:rsid w:val="0002180F"/>
     <w:rPr>
@@ -7561,7 +8106,7 @@
   </w:style>
   <w:style w:type="paragraph" w:customStyle="1" w:styleId="DIV1">
     <w:name w:val="DIV1"/>
-    <w:basedOn w:val="ListParagraph"/>
+    <w:basedOn w:val="ab"/>
     <w:next w:val="MAINTEXT1"/>
     <w:qFormat/>
     <w:rsid w:val="00C72183"/>
@@ -7579,9 +8124,9 @@
       <w:sz w:val="28"/>
     </w:rPr>
   </w:style>
-  <w:style w:type="paragraph" w:styleId="ListParagraph">
+  <w:style w:type="paragraph" w:styleId="ab">
     <w:name w:val="List Paragraph"/>
-    <w:basedOn w:val="Normal"/>
+    <w:basedOn w:val="a"/>
     <w:uiPriority w:val="34"/>
     <w:qFormat/>
     <w:rsid w:val="008331DB"/>
@@ -7590,17 +8135,17 @@
       <w:contextualSpacing/>
     </w:pPr>
   </w:style>
-  <w:style w:type="paragraph" w:styleId="Bibliography">
+  <w:style w:type="paragraph" w:styleId="ac">
     <w:name w:val="Bibliography"/>
-    <w:basedOn w:val="Normal"/>
-    <w:next w:val="Normal"/>
+    <w:basedOn w:val="a"/>
+    <w:next w:val="a"/>
     <w:uiPriority w:val="37"/>
     <w:unhideWhenUsed/>
     <w:rsid w:val="00EE1F7E"/>
   </w:style>
   <w:style w:type="paragraph" w:customStyle="1" w:styleId="DIV2">
     <w:name w:val="DIV2"/>
-    <w:basedOn w:val="ListParagraph"/>
+    <w:basedOn w:val="ab"/>
     <w:next w:val="MAINTEXT2"/>
     <w:qFormat/>
     <w:rsid w:val="00C72183"/>
@@ -7619,10 +8164,10 @@
       <w:sz w:val="28"/>
     </w:rPr>
   </w:style>
-  <w:style w:type="paragraph" w:styleId="TOC3">
+  <w:style w:type="paragraph" w:styleId="31">
     <w:name w:val="toc 3"/>
-    <w:basedOn w:val="Normal"/>
-    <w:next w:val="Normal"/>
+    <w:basedOn w:val="a"/>
+    <w:next w:val="a"/>
     <w:autoRedefine/>
     <w:uiPriority w:val="39"/>
     <w:locked/>
@@ -7635,10 +8180,10 @@
       <w:sz w:val="28"/>
     </w:rPr>
   </w:style>
-  <w:style w:type="paragraph" w:styleId="TOC1">
+  <w:style w:type="paragraph" w:styleId="11">
     <w:name w:val="toc 1"/>
-    <w:basedOn w:val="Normal"/>
-    <w:next w:val="Normal"/>
+    <w:basedOn w:val="a"/>
+    <w:next w:val="a"/>
     <w:autoRedefine/>
     <w:uiPriority w:val="39"/>
     <w:locked/>
@@ -7654,10 +8199,10 @@
       <w:sz w:val="28"/>
     </w:rPr>
   </w:style>
-  <w:style w:type="paragraph" w:styleId="TOC2">
+  <w:style w:type="paragraph" w:styleId="21">
     <w:name w:val="toc 2"/>
-    <w:basedOn w:val="Normal"/>
-    <w:next w:val="Normal"/>
+    <w:basedOn w:val="a"/>
+    <w:next w:val="a"/>
     <w:autoRedefine/>
     <w:uiPriority w:val="39"/>
     <w:locked/>
@@ -7676,9 +8221,9 @@
       <w:szCs w:val="28"/>
     </w:rPr>
   </w:style>
-  <w:style w:type="character" w:styleId="Hyperlink">
+  <w:style w:type="character" w:styleId="ad">
     <w:name w:val="Hyperlink"/>
-    <w:basedOn w:val="DefaultParagraphFont"/>
+    <w:basedOn w:val="a0"/>
     <w:uiPriority w:val="99"/>
     <w:unhideWhenUsed/>
     <w:rsid w:val="00C03BE7"/>
@@ -7697,9 +8242,9 @@
       <w:outlineLvl w:val="9"/>
     </w:pPr>
   </w:style>
-  <w:style w:type="character" w:styleId="PlaceholderText">
+  <w:style w:type="character" w:styleId="ae">
     <w:name w:val="Placeholder Text"/>
-    <w:basedOn w:val="DefaultParagraphFont"/>
+    <w:basedOn w:val="a0"/>
     <w:uiPriority w:val="99"/>
     <w:semiHidden/>
     <w:rsid w:val="00ED438A"/>
@@ -7707,9 +8252,9 @@
       <w:color w:val="808080"/>
     </w:rPr>
   </w:style>
-  <w:style w:type="table" w:styleId="TableGrid">
+  <w:style w:type="table" w:styleId="af">
     <w:name w:val="Table Grid"/>
-    <w:basedOn w:val="TableNormal"/>
+    <w:basedOn w:val="a1"/>
     <w:locked/>
     <w:rsid w:val="007151DF"/>
     <w:pPr>
@@ -7726,10 +8271,10 @@
       </w:tblBorders>
     </w:tblPr>
   </w:style>
-  <w:style w:type="paragraph" w:styleId="Caption">
+  <w:style w:type="paragraph" w:styleId="af0">
     <w:name w:val="caption"/>
-    <w:basedOn w:val="Normal"/>
-    <w:next w:val="Normal"/>
+    <w:basedOn w:val="a"/>
+    <w:next w:val="a"/>
     <w:unhideWhenUsed/>
     <w:locked/>
     <w:rsid w:val="000214A2"/>
@@ -7745,10 +8290,10 @@
       <w:szCs w:val="28"/>
     </w:rPr>
   </w:style>
-  <w:style w:type="paragraph" w:styleId="TOC4">
+  <w:style w:type="paragraph" w:styleId="41">
     <w:name w:val="toc 4"/>
-    <w:basedOn w:val="Normal"/>
-    <w:next w:val="Normal"/>
+    <w:basedOn w:val="a"/>
+    <w:next w:val="a"/>
     <w:autoRedefine/>
     <w:locked/>
     <w:rsid w:val="00CA1852"/>
@@ -7821,7 +8366,7 @@
   </w:style>
   <w:style w:type="paragraph" w:customStyle="1" w:styleId="TABLECAPTION">
     <w:name w:val="TABLE CAPTION"/>
-    <w:basedOn w:val="Caption"/>
+    <w:basedOn w:val="af0"/>
     <w:qFormat/>
     <w:rsid w:val="00C72183"/>
     <w:pPr>
@@ -7863,7 +8408,7 @@
   </w:style>
   <w:style w:type="paragraph" w:customStyle="1" w:styleId="PICTURECAPTION">
     <w:name w:val="PICTURE CAPTION"/>
-    <w:basedOn w:val="Caption"/>
+    <w:basedOn w:val="af0"/>
     <w:qFormat/>
     <w:rsid w:val="00C72183"/>
     <w:pPr>
@@ -8290,9 +8835,9 @@
       <w:jc w:val="left"/>
     </w:pPr>
   </w:style>
-  <w:style w:type="paragraph" w:styleId="NormalWeb">
+  <w:style w:type="paragraph" w:styleId="af1">
     <w:name w:val="Normal (Web)"/>
-    <w:basedOn w:val="Normal"/>
+    <w:basedOn w:val="a"/>
     <w:uiPriority w:val="99"/>
     <w:semiHidden/>
     <w:unhideWhenUsed/>
